--- a/templates/HiddenWorksActTemplate.docx
+++ b/templates/HiddenWorksActTemplate.docx
@@ -4,19 +4,24 @@
   <w:body>
     <w:p>
       <w:pPr>
-        <w:spacing w:after="10" w:line="240" w:lineRule="auto"/>
+        <w:spacing w:after="10" w:line="480" w:lineRule="auto"/>
+        <w:ind w:right="-8"/>
         <w:jc w:val="center"/>
         <w:rPr>
+          <w:b/>
+          <w:sz w:val="28"/>
+          <w:szCs w:val="28"/>
           <w:lang w:val="ru-RU"/>
         </w:rPr>
       </w:pPr>
-      <w:bookmarkStart w:id="0" w:name="_Hlk227270063"/>
+      <w:bookmarkStart w:id="0" w:name="_Hlk227270120"/>
       <w:bookmarkStart w:id="1" w:name="_Hlk227270101"/>
-      <w:bookmarkStart w:id="2" w:name="_Hlk227270120"/>
+      <w:bookmarkStart w:id="2" w:name="_Hlk227270063"/>
       <w:r>
         <w:rPr>
           <w:b/>
-          <w:sz w:val="26"/>
+          <w:sz w:val="28"/>
+          <w:szCs w:val="28"/>
           <w:lang w:val="ru-RU"/>
         </w:rPr>
         <w:t>Акт освидетельствования скрытых работ №</w:t>
@@ -25,7 +30,7 @@
     <w:p>
       <w:pPr>
         <w:spacing w:after="0" w:line="240" w:lineRule="auto"/>
-        <w:ind w:right="227"/>
+        <w:ind w:right="-8"/>
         <w:jc w:val="center"/>
         <w:rPr>
           <w:sz w:val="24"/>
@@ -43,33 +48,9 @@
           <w:u w:val="single"/>
           <w:lang w:val="ru-RU"/>
         </w:rPr>
-        <w:t xml:space="preserve">Устройство армирования кладки перегородок из ячеистого бетона в осях 10-29/Л-ГГ </w:t>
+        <w:t xml:space="preserve">Устройство армирования кладки перегородок из ячеистого бетона в осях 10-29/Л-ГГ отм. </w:t>
       </w:r>
-      <w:proofErr w:type="spellStart"/>
-      <w:r>
-        <w:rPr>
-          <w:b/>
-          <w:i/>
-          <w:sz w:val="24"/>
-          <w:szCs w:val="24"/>
-          <w:u w:val="single"/>
-          <w:lang w:val="ru-RU"/>
-        </w:rPr>
-        <w:t>отм</w:t>
-      </w:r>
-      <w:proofErr w:type="spellEnd"/>
-      <w:r>
-        <w:rPr>
-          <w:b/>
-          <w:i/>
-          <w:sz w:val="24"/>
-          <w:szCs w:val="24"/>
-          <w:u w:val="single"/>
-          <w:lang w:val="ru-RU"/>
-        </w:rPr>
-        <w:t xml:space="preserve">. </w:t>
-      </w:r>
-      <w:bookmarkEnd w:id="2"/>
+      <w:bookmarkEnd w:id="0"/>
       <w:r>
         <w:rPr>
           <w:b/>
@@ -84,8 +65,8 @@
     </w:p>
     <w:p>
       <w:pPr>
-        <w:spacing w:after="4" w:line="240" w:lineRule="auto"/>
-        <w:ind w:right="227" w:firstLine="142"/>
+        <w:spacing w:after="4" w:line="480" w:lineRule="auto"/>
+        <w:ind w:right="-8"/>
         <w:jc w:val="center"/>
         <w:rPr>
           <w:lang w:val="ru-RU"/>
@@ -104,7 +85,10 @@
     <w:p>
       <w:pPr>
         <w:spacing w:after="0" w:line="240" w:lineRule="auto"/>
+        <w:ind w:right="-8"/>
         <w:rPr>
+          <w:sz w:val="24"/>
+          <w:szCs w:val="24"/>
           <w:u w:val="single"/>
           <w:lang w:val="ru-RU"/>
         </w:rPr>
@@ -113,12 +97,16 @@
       <w:bookmarkEnd w:id="3"/>
       <w:r>
         <w:rPr>
+          <w:sz w:val="24"/>
+          <w:szCs w:val="24"/>
           <w:lang w:val="ru-RU"/>
         </w:rPr>
         <w:t>выполненных на объекте</w:t>
       </w:r>
       <w:r>
         <w:rPr>
+          <w:sz w:val="24"/>
+          <w:szCs w:val="24"/>
           <w:u w:val="single"/>
           <w:lang w:val="ru-RU"/>
         </w:rPr>
@@ -127,7 +115,8 @@
       <w:r>
         <w:rPr>
           <w:i/>
-          <w:sz w:val="20"/>
+          <w:sz w:val="24"/>
+          <w:szCs w:val="24"/>
           <w:u w:val="single"/>
           <w:lang w:val="ru-RU"/>
         </w:rPr>
@@ -136,7 +125,8 @@
       <w:r>
         <w:rPr>
           <w:i/>
-          <w:sz w:val="20"/>
+          <w:sz w:val="24"/>
+          <w:szCs w:val="24"/>
           <w:u w:val="single"/>
           <w:lang w:val="ru-RU"/>
         </w:rPr>
@@ -145,25 +135,8 @@
       <w:r>
         <w:rPr>
           <w:i/>
-          <w:sz w:val="20"/>
-          <w:u w:val="single"/>
-          <w:lang w:val="ru-RU"/>
-        </w:rPr>
-        <w:tab/>
-      </w:r>
-      <w:r>
-        <w:rPr>
-          <w:i/>
-          <w:sz w:val="20"/>
-          <w:u w:val="single"/>
-          <w:lang w:val="ru-RU"/>
-        </w:rPr>
-        <w:tab/>
-      </w:r>
-      <w:r>
-        <w:rPr>
-          <w:i/>
-          <w:sz w:val="20"/>
+          <w:sz w:val="24"/>
+          <w:szCs w:val="24"/>
           <w:u w:val="single"/>
           <w:lang w:val="ru-RU"/>
         </w:rPr>
@@ -173,6 +146,7 @@
     <w:p>
       <w:pPr>
         <w:spacing w:after="24" w:line="240" w:lineRule="auto"/>
+        <w:ind w:right="-8"/>
         <w:jc w:val="center"/>
         <w:rPr>
           <w:lang w:val="ru-RU"/>
@@ -190,9 +164,12 @@
     <w:p>
       <w:pPr>
         <w:spacing w:after="12" w:line="240" w:lineRule="auto"/>
+        <w:ind w:right="-8"/>
         <w:rPr>
           <w:b/>
           <w:bCs/>
+          <w:sz w:val="24"/>
+          <w:szCs w:val="24"/>
           <w:u w:val="single"/>
           <w:lang w:val="ru-RU"/>
         </w:rPr>
@@ -202,7 +179,8 @@
           <w:b/>
           <w:bCs/>
           <w:i/>
-          <w:sz w:val="20"/>
+          <w:sz w:val="24"/>
+          <w:szCs w:val="24"/>
           <w:u w:val="single"/>
           <w:lang w:val="ru-RU"/>
         </w:rPr>
@@ -212,12 +190,17 @@
     <w:p>
       <w:pPr>
         <w:spacing w:after="6" w:line="240" w:lineRule="auto"/>
+        <w:ind w:right="-8"/>
         <w:rPr>
+          <w:sz w:val="24"/>
+          <w:szCs w:val="24"/>
           <w:lang w:val="ru-RU"/>
         </w:rPr>
       </w:pPr>
       <w:r>
         <w:rPr>
+          <w:sz w:val="24"/>
+          <w:szCs w:val="24"/>
           <w:lang w:val="ru-RU"/>
         </w:rPr>
         <w:t>Комиссия в составе:</w:t>
@@ -226,6 +209,7 @@
     <w:p>
       <w:pPr>
         <w:spacing w:after="0" w:line="240" w:lineRule="auto"/>
+        <w:ind w:right="-8"/>
         <w:rPr>
           <w:u w:val="single"/>
           <w:lang w:val="ru-RU"/>
@@ -233,6 +217,8 @@
       </w:pPr>
       <w:r>
         <w:rPr>
+          <w:sz w:val="24"/>
+          <w:szCs w:val="24"/>
           <w:lang w:val="ru-RU"/>
         </w:rPr>
         <w:t xml:space="preserve">Представителя генподрядной строительно-монтажной организации </w:t>
@@ -240,16 +226,18 @@
       <w:r>
         <w:rPr>
           <w:i/>
-          <w:sz w:val="20"/>
+          <w:sz w:val="24"/>
+          <w:szCs w:val="24"/>
           <w:u w:val="single"/>
           <w:lang w:val="ru-RU"/>
         </w:rPr>
-        <w:t>филиал СУ-201 ОАО «Стройтрест №35»,</w:t>
+        <w:t>филиал СУ-201 ОАО</w:t>
       </w:r>
       <w:r>
         <w:rPr>
           <w:i/>
-          <w:sz w:val="20"/>
+          <w:sz w:val="24"/>
+          <w:szCs w:val="24"/>
           <w:u w:val="single"/>
           <w:lang w:val="ru-RU"/>
         </w:rPr>
@@ -258,16 +246,8 @@
       <w:r>
         <w:rPr>
           <w:i/>
-          <w:sz w:val="20"/>
-          <w:u w:val="single"/>
-          <w:lang w:val="ru-RU"/>
-        </w:rPr>
-        <w:t xml:space="preserve"> прораб Пашкевич Владислав Сергеевич</w:t>
-      </w:r>
-      <w:r>
-        <w:rPr>
-          <w:i/>
-          <w:sz w:val="20"/>
+          <w:sz w:val="24"/>
+          <w:szCs w:val="24"/>
           <w:u w:val="single"/>
           <w:lang w:val="ru-RU"/>
         </w:rPr>
@@ -276,29 +256,12 @@
       <w:r>
         <w:rPr>
           <w:i/>
-          <w:sz w:val="20"/>
+          <w:sz w:val="24"/>
+          <w:szCs w:val="24"/>
           <w:u w:val="single"/>
           <w:lang w:val="ru-RU"/>
         </w:rPr>
-        <w:tab/>
-      </w:r>
-      <w:r>
-        <w:rPr>
-          <w:i/>
-          <w:sz w:val="20"/>
-          <w:u w:val="single"/>
-          <w:lang w:val="ru-RU"/>
-        </w:rPr>
-        <w:tab/>
-      </w:r>
-      <w:r>
-        <w:rPr>
-          <w:i/>
-          <w:sz w:val="20"/>
-          <w:u w:val="single"/>
-          <w:lang w:val="ru-RU"/>
-        </w:rPr>
-        <w:tab/>
+        <w:t xml:space="preserve"> «Стройтрест №35», прораб Пашкевич Владислав Сергеевич</w:t>
       </w:r>
       <w:r>
         <w:rPr>
@@ -358,6 +321,7 @@
     <w:p>
       <w:pPr>
         <w:spacing w:after="12" w:line="240" w:lineRule="auto"/>
+        <w:ind w:right="-8"/>
         <w:jc w:val="center"/>
         <w:rPr>
           <w:lang w:val="ru-RU"/>
@@ -374,18 +338,25 @@
     <w:p>
       <w:pPr>
         <w:spacing w:after="0" w:line="240" w:lineRule="auto"/>
+        <w:ind w:right="-8"/>
         <w:rPr>
+          <w:sz w:val="24"/>
+          <w:szCs w:val="24"/>
           <w:lang w:val="ru-RU"/>
         </w:rPr>
       </w:pPr>
       <w:r>
         <w:rPr>
+          <w:sz w:val="24"/>
+          <w:szCs w:val="24"/>
           <w:lang w:val="ru-RU"/>
         </w:rPr>
         <w:t xml:space="preserve">представителя субподрядной строительно-монтажной организации (в случаях выполнения работ субподрядной организацией) </w:t>
       </w:r>
       <w:r>
         <w:rPr>
+          <w:sz w:val="24"/>
+          <w:szCs w:val="24"/>
           <w:u w:val="single"/>
           <w:lang w:val="ru-RU"/>
         </w:rPr>
@@ -393,6 +364,8 @@
       </w:r>
       <w:r>
         <w:rPr>
+          <w:sz w:val="24"/>
+          <w:szCs w:val="24"/>
           <w:u w:val="single"/>
           <w:lang w:val="ru-RU"/>
         </w:rPr>
@@ -400,6 +373,8 @@
       </w:r>
       <w:r>
         <w:rPr>
+          <w:sz w:val="24"/>
+          <w:szCs w:val="24"/>
           <w:u w:val="single"/>
           <w:lang w:val="ru-RU"/>
         </w:rPr>
@@ -407,6 +382,8 @@
       </w:r>
       <w:r>
         <w:rPr>
+          <w:sz w:val="24"/>
+          <w:szCs w:val="24"/>
           <w:u w:val="single"/>
           <w:lang w:val="ru-RU"/>
         </w:rPr>
@@ -414,6 +391,8 @@
       </w:r>
       <w:r>
         <w:rPr>
+          <w:sz w:val="24"/>
+          <w:szCs w:val="24"/>
           <w:u w:val="single"/>
           <w:lang w:val="ru-RU"/>
         </w:rPr>
@@ -421,6 +400,8 @@
       </w:r>
       <w:r>
         <w:rPr>
+          <w:sz w:val="24"/>
+          <w:szCs w:val="24"/>
           <w:u w:val="single"/>
           <w:lang w:val="ru-RU"/>
         </w:rPr>
@@ -428,6 +409,8 @@
       </w:r>
       <w:r>
         <w:rPr>
+          <w:sz w:val="24"/>
+          <w:szCs w:val="24"/>
           <w:u w:val="single"/>
           <w:lang w:val="ru-RU"/>
         </w:rPr>
@@ -435,6 +418,8 @@
       </w:r>
       <w:r>
         <w:rPr>
+          <w:sz w:val="24"/>
+          <w:szCs w:val="24"/>
           <w:u w:val="single"/>
           <w:lang w:val="ru-RU"/>
         </w:rPr>
@@ -442,6 +427,8 @@
       </w:r>
       <w:r>
         <w:rPr>
+          <w:sz w:val="24"/>
+          <w:szCs w:val="24"/>
           <w:u w:val="single"/>
           <w:lang w:val="ru-RU"/>
         </w:rPr>
@@ -449,27 +436,8 @@
       </w:r>
       <w:r>
         <w:rPr>
-          <w:u w:val="single"/>
-          <w:lang w:val="ru-RU"/>
-        </w:rPr>
-        <w:tab/>
-      </w:r>
-      <w:r>
-        <w:rPr>
-          <w:u w:val="single"/>
-          <w:lang w:val="ru-RU"/>
-        </w:rPr>
-        <w:tab/>
-      </w:r>
-      <w:r>
-        <w:rPr>
-          <w:u w:val="single"/>
-          <w:lang w:val="ru-RU"/>
-        </w:rPr>
-        <w:tab/>
-      </w:r>
-      <w:r>
-        <w:rPr>
+          <w:sz w:val="24"/>
+          <w:szCs w:val="24"/>
           <w:u w:val="single"/>
           <w:lang w:val="ru-RU"/>
         </w:rPr>
@@ -479,6 +447,7 @@
     <w:p>
       <w:pPr>
         <w:spacing w:after="12" w:line="240" w:lineRule="auto"/>
+        <w:ind w:right="-8"/>
         <w:jc w:val="center"/>
         <w:rPr>
           <w:lang w:val="ru-RU"/>
@@ -495,12 +464,17 @@
     <w:p>
       <w:pPr>
         <w:spacing w:after="0" w:line="240" w:lineRule="auto"/>
+        <w:ind w:right="-8"/>
         <w:rPr>
+          <w:sz w:val="24"/>
+          <w:szCs w:val="24"/>
           <w:lang w:val="ru-RU"/>
         </w:rPr>
       </w:pPr>
       <w:r>
         <w:rPr>
+          <w:sz w:val="24"/>
+          <w:szCs w:val="24"/>
           <w:lang w:val="ru-RU"/>
         </w:rPr>
         <w:t xml:space="preserve">представителя технического надзора заказчика </w:t>
@@ -508,7 +482,8 @@
       <w:r>
         <w:rPr>
           <w:i/>
-          <w:sz w:val="20"/>
+          <w:sz w:val="24"/>
+          <w:szCs w:val="24"/>
           <w:u w:val="single"/>
           <w:lang w:val="ru-RU"/>
         </w:rPr>
@@ -517,7 +492,28 @@
       <w:r>
         <w:rPr>
           <w:i/>
-          <w:sz w:val="20"/>
+          <w:sz w:val="24"/>
+          <w:szCs w:val="24"/>
+          <w:u w:val="single"/>
+          <w:lang w:val="ru-RU"/>
+        </w:rPr>
+        <w:t xml:space="preserve"> </w:t>
+      </w:r>
+      <w:r>
+        <w:rPr>
+          <w:i/>
+          <w:sz w:val="24"/>
+          <w:szCs w:val="24"/>
+          <w:u w:val="single"/>
+          <w:lang w:val="ru-RU"/>
+        </w:rPr>
+        <w:t>Михадюк Илья Сергеевич</w:t>
+      </w:r>
+      <w:r>
+        <w:rPr>
+          <w:i/>
+          <w:sz w:val="24"/>
+          <w:szCs w:val="24"/>
           <w:u w:val="single"/>
           <w:lang w:val="ru-RU"/>
         </w:rPr>
@@ -526,36 +522,8 @@
       <w:r>
         <w:rPr>
           <w:i/>
-          <w:sz w:val="20"/>
-          <w:u w:val="single"/>
-          <w:lang w:val="ru-RU"/>
-        </w:rPr>
-        <w:t xml:space="preserve"> </w:t>
-      </w:r>
-      <w:proofErr w:type="spellStart"/>
-      <w:r>
-        <w:rPr>
-          <w:i/>
-          <w:sz w:val="20"/>
-          <w:u w:val="single"/>
-          <w:lang w:val="ru-RU"/>
-        </w:rPr>
-        <w:t>Михадюк</w:t>
-      </w:r>
-      <w:proofErr w:type="spellEnd"/>
-      <w:r>
-        <w:rPr>
-          <w:i/>
-          <w:sz w:val="20"/>
-          <w:u w:val="single"/>
-          <w:lang w:val="ru-RU"/>
-        </w:rPr>
-        <w:t xml:space="preserve"> Илья Сергеевич</w:t>
-      </w:r>
-      <w:r>
-        <w:rPr>
-          <w:i/>
-          <w:sz w:val="20"/>
+          <w:sz w:val="24"/>
+          <w:szCs w:val="24"/>
           <w:u w:val="single"/>
           <w:lang w:val="ru-RU"/>
         </w:rPr>
@@ -564,7 +532,8 @@
       <w:r>
         <w:rPr>
           <w:i/>
-          <w:sz w:val="20"/>
+          <w:sz w:val="24"/>
+          <w:szCs w:val="24"/>
           <w:u w:val="single"/>
           <w:lang w:val="ru-RU"/>
         </w:rPr>
@@ -573,7 +542,8 @@
       <w:r>
         <w:rPr>
           <w:i/>
-          <w:sz w:val="20"/>
+          <w:sz w:val="24"/>
+          <w:szCs w:val="24"/>
           <w:u w:val="single"/>
           <w:lang w:val="ru-RU"/>
         </w:rPr>
@@ -582,7 +552,8 @@
       <w:r>
         <w:rPr>
           <w:i/>
-          <w:sz w:val="20"/>
+          <w:sz w:val="24"/>
+          <w:szCs w:val="24"/>
           <w:u w:val="single"/>
           <w:lang w:val="ru-RU"/>
         </w:rPr>
@@ -591,7 +562,8 @@
       <w:r>
         <w:rPr>
           <w:i/>
-          <w:sz w:val="20"/>
+          <w:sz w:val="24"/>
+          <w:szCs w:val="24"/>
           <w:u w:val="single"/>
           <w:lang w:val="ru-RU"/>
         </w:rPr>
@@ -600,7 +572,8 @@
       <w:r>
         <w:rPr>
           <w:i/>
-          <w:sz w:val="20"/>
+          <w:sz w:val="24"/>
+          <w:szCs w:val="24"/>
           <w:u w:val="single"/>
           <w:lang w:val="ru-RU"/>
         </w:rPr>
@@ -609,43 +582,8 @@
       <w:r>
         <w:rPr>
           <w:i/>
-          <w:sz w:val="20"/>
-          <w:u w:val="single"/>
-          <w:lang w:val="ru-RU"/>
-        </w:rPr>
-        <w:tab/>
-      </w:r>
-      <w:r>
-        <w:rPr>
-          <w:i/>
-          <w:sz w:val="20"/>
-          <w:u w:val="single"/>
-          <w:lang w:val="ru-RU"/>
-        </w:rPr>
-        <w:tab/>
-      </w:r>
-      <w:r>
-        <w:rPr>
-          <w:i/>
-          <w:sz w:val="20"/>
-          <w:u w:val="single"/>
-          <w:lang w:val="ru-RU"/>
-        </w:rPr>
-        <w:tab/>
-      </w:r>
-      <w:r>
-        <w:rPr>
-          <w:i/>
-          <w:sz w:val="20"/>
-          <w:u w:val="single"/>
-          <w:lang w:val="ru-RU"/>
-        </w:rPr>
-        <w:tab/>
-      </w:r>
-      <w:r>
-        <w:rPr>
-          <w:i/>
-          <w:sz w:val="20"/>
+          <w:sz w:val="24"/>
+          <w:szCs w:val="24"/>
           <w:u w:val="single"/>
           <w:lang w:val="ru-RU"/>
         </w:rPr>
@@ -655,6 +593,7 @@
     <w:p>
       <w:pPr>
         <w:spacing w:after="12" w:line="240" w:lineRule="auto"/>
+        <w:ind w:right="-8"/>
         <w:jc w:val="center"/>
         <w:rPr>
           <w:lang w:val="ru-RU"/>
@@ -671,12 +610,17 @@
     <w:p>
       <w:pPr>
         <w:spacing w:after="0" w:line="240" w:lineRule="auto"/>
+        <w:ind w:right="-8"/>
         <w:rPr>
+          <w:sz w:val="24"/>
+          <w:szCs w:val="24"/>
           <w:lang w:val="ru-RU"/>
         </w:rPr>
       </w:pPr>
       <w:r>
         <w:rPr>
+          <w:sz w:val="24"/>
+          <w:szCs w:val="24"/>
           <w:lang w:val="ru-RU"/>
         </w:rPr>
         <w:t xml:space="preserve">представителя проектной организации (в случаях осуществления авторского надзора проектной организацией) </w:t>
@@ -684,36 +628,18 @@
       <w:r>
         <w:rPr>
           <w:i/>
-          <w:sz w:val="20"/>
+          <w:sz w:val="24"/>
+          <w:szCs w:val="24"/>
           <w:u w:val="single"/>
           <w:lang w:val="ru-RU"/>
         </w:rPr>
-        <w:t xml:space="preserve">главный специалист </w:t>
-      </w:r>
-      <w:proofErr w:type="spellStart"/>
-      <w:r>
-        <w:rPr>
-          <w:i/>
-          <w:sz w:val="20"/>
-          <w:u w:val="single"/>
-          <w:lang w:val="ru-RU"/>
-        </w:rPr>
-        <w:t>Пацель</w:t>
-      </w:r>
-      <w:proofErr w:type="spellEnd"/>
-      <w:r>
-        <w:rPr>
-          <w:i/>
-          <w:sz w:val="20"/>
-          <w:u w:val="single"/>
-          <w:lang w:val="ru-RU"/>
-        </w:rPr>
-        <w:t xml:space="preserve"> Дмитрий Иванович</w:t>
+        <w:t>главный специалист Пацель Дмитрий Иванович</w:t>
       </w:r>
       <w:r>
         <w:rPr>
           <w:i/>
-          <w:sz w:val="20"/>
+          <w:sz w:val="24"/>
+          <w:szCs w:val="24"/>
           <w:u w:val="single"/>
           <w:lang w:val="ru-RU"/>
         </w:rPr>
@@ -722,7 +648,8 @@
       <w:r>
         <w:rPr>
           <w:i/>
-          <w:sz w:val="20"/>
+          <w:sz w:val="24"/>
+          <w:szCs w:val="24"/>
           <w:u w:val="single"/>
           <w:lang w:val="ru-RU"/>
         </w:rPr>
@@ -731,7 +658,8 @@
       <w:r>
         <w:rPr>
           <w:i/>
-          <w:sz w:val="20"/>
+          <w:sz w:val="24"/>
+          <w:szCs w:val="24"/>
           <w:u w:val="single"/>
           <w:lang w:val="ru-RU"/>
         </w:rPr>
@@ -740,7 +668,8 @@
       <w:r>
         <w:rPr>
           <w:i/>
-          <w:sz w:val="20"/>
+          <w:sz w:val="24"/>
+          <w:szCs w:val="24"/>
           <w:u w:val="single"/>
           <w:lang w:val="ru-RU"/>
         </w:rPr>
@@ -749,7 +678,8 @@
       <w:r>
         <w:rPr>
           <w:i/>
-          <w:sz w:val="20"/>
+          <w:sz w:val="24"/>
+          <w:szCs w:val="24"/>
           <w:u w:val="single"/>
           <w:lang w:val="ru-RU"/>
         </w:rPr>
@@ -758,34 +688,8 @@
       <w:r>
         <w:rPr>
           <w:i/>
-          <w:sz w:val="20"/>
-          <w:u w:val="single"/>
-          <w:lang w:val="ru-RU"/>
-        </w:rPr>
-        <w:tab/>
-      </w:r>
-      <w:r>
-        <w:rPr>
-          <w:i/>
-          <w:sz w:val="20"/>
-          <w:u w:val="single"/>
-          <w:lang w:val="ru-RU"/>
-        </w:rPr>
-        <w:tab/>
-      </w:r>
-      <w:r>
-        <w:rPr>
-          <w:i/>
-          <w:sz w:val="20"/>
-          <w:u w:val="single"/>
-          <w:lang w:val="ru-RU"/>
-        </w:rPr>
-        <w:tab/>
-      </w:r>
-      <w:r>
-        <w:rPr>
-          <w:i/>
-          <w:sz w:val="20"/>
+          <w:sz w:val="24"/>
+          <w:szCs w:val="24"/>
           <w:u w:val="single"/>
           <w:lang w:val="ru-RU"/>
         </w:rPr>
@@ -795,6 +699,7 @@
     <w:p>
       <w:pPr>
         <w:spacing w:after="12" w:line="240" w:lineRule="auto"/>
+        <w:ind w:right="-8"/>
         <w:jc w:val="center"/>
         <w:rPr>
           <w:lang w:val="ru-RU"/>
@@ -811,12 +716,17 @@
     <w:p>
       <w:pPr>
         <w:spacing w:after="0" w:line="240" w:lineRule="auto"/>
+        <w:ind w:right="-8"/>
         <w:rPr>
+          <w:sz w:val="24"/>
+          <w:szCs w:val="24"/>
           <w:lang w:val="ru-RU"/>
         </w:rPr>
       </w:pPr>
       <w:r>
         <w:rPr>
+          <w:sz w:val="24"/>
+          <w:szCs w:val="24"/>
           <w:lang w:val="ru-RU"/>
         </w:rPr>
         <w:t xml:space="preserve">произвела осмотр работ, выполненных </w:t>
@@ -824,7 +734,8 @@
       <w:r>
         <w:rPr>
           <w:i/>
-          <w:sz w:val="20"/>
+          <w:sz w:val="24"/>
+          <w:szCs w:val="24"/>
           <w:u w:val="single"/>
           <w:lang w:val="ru-RU"/>
         </w:rPr>
@@ -833,7 +744,8 @@
       <w:r>
         <w:rPr>
           <w:i/>
-          <w:sz w:val="20"/>
+          <w:sz w:val="24"/>
+          <w:szCs w:val="24"/>
           <w:u w:val="single"/>
           <w:lang w:val="ru-RU"/>
         </w:rPr>
@@ -842,7 +754,8 @@
       <w:r>
         <w:rPr>
           <w:i/>
-          <w:sz w:val="20"/>
+          <w:sz w:val="24"/>
+          <w:szCs w:val="24"/>
           <w:u w:val="single"/>
           <w:lang w:val="ru-RU"/>
         </w:rPr>
@@ -851,16 +764,8 @@
       <w:r>
         <w:rPr>
           <w:i/>
-          <w:sz w:val="20"/>
-          <w:u w:val="single"/>
-          <w:lang w:val="ru-RU"/>
-        </w:rPr>
-        <w:tab/>
-      </w:r>
-      <w:r>
-        <w:rPr>
-          <w:i/>
-          <w:sz w:val="20"/>
+          <w:sz w:val="24"/>
+          <w:szCs w:val="24"/>
           <w:u w:val="single"/>
           <w:lang w:val="ru-RU"/>
         </w:rPr>
@@ -870,6 +775,7 @@
     <w:p>
       <w:pPr>
         <w:spacing w:after="16" w:line="240" w:lineRule="auto"/>
+        <w:ind w:right="-8"/>
         <w:jc w:val="center"/>
         <w:rPr>
           <w:lang w:val="ru-RU"/>
@@ -886,12 +792,17 @@
     <w:p>
       <w:pPr>
         <w:spacing w:after="6" w:line="240" w:lineRule="auto"/>
+        <w:ind w:right="-8"/>
         <w:rPr>
+          <w:sz w:val="24"/>
+          <w:szCs w:val="24"/>
           <w:lang w:val="ru-RU"/>
         </w:rPr>
       </w:pPr>
       <w:r>
         <w:rPr>
+          <w:sz w:val="24"/>
+          <w:szCs w:val="24"/>
           <w:lang w:val="ru-RU"/>
         </w:rPr>
         <w:t>и составила настоящий акт о нижеследующем:</w:t>
@@ -899,13 +810,18 @@
     </w:p>
     <w:p>
       <w:pPr>
-        <w:spacing w:after="0" w:line="240" w:lineRule="auto"/>
+        <w:spacing w:after="0" w:line="480" w:lineRule="auto"/>
+        <w:ind w:right="-8"/>
         <w:rPr>
+          <w:sz w:val="24"/>
+          <w:szCs w:val="24"/>
           <w:lang w:val="ru-RU"/>
         </w:rPr>
       </w:pPr>
       <w:r>
         <w:rPr>
+          <w:sz w:val="24"/>
+          <w:szCs w:val="24"/>
           <w:lang w:val="ru-RU"/>
         </w:rPr>
         <w:t>1. К освидетельствованию предъявлены следующие работы</w:t>
@@ -914,6 +830,7 @@
     <w:p>
       <w:pPr>
         <w:spacing w:after="0" w:line="240" w:lineRule="auto"/>
+        <w:ind w:right="-8"/>
         <w:jc w:val="center"/>
         <w:rPr>
           <w:sz w:val="24"/>
@@ -931,36 +848,13 @@
           <w:u w:val="single"/>
           <w:lang w:val="ru-RU"/>
         </w:rPr>
-        <w:t xml:space="preserve">Устройство армирования кладки перегородок из ячеистого бетона в осях 22-29/А-Н </w:t>
-      </w:r>
-      <w:proofErr w:type="spellStart"/>
-      <w:r>
-        <w:rPr>
-          <w:b/>
-          <w:i/>
-          <w:sz w:val="24"/>
-          <w:szCs w:val="24"/>
-          <w:u w:val="single"/>
-          <w:lang w:val="ru-RU"/>
-        </w:rPr>
-        <w:t>отм</w:t>
-      </w:r>
-      <w:proofErr w:type="spellEnd"/>
-      <w:r>
-        <w:rPr>
-          <w:b/>
-          <w:i/>
-          <w:sz w:val="24"/>
-          <w:szCs w:val="24"/>
-          <w:u w:val="single"/>
-          <w:lang w:val="ru-RU"/>
-        </w:rPr>
-        <w:t>. +3.220</w:t>
+        <w:t>Устройство армирования кладки перегородок из ячеистого бетона в осях 22-29/А-Н отм. +3.220</w:t>
       </w:r>
     </w:p>
     <w:p>
       <w:pPr>
-        <w:spacing w:after="10" w:line="240" w:lineRule="auto"/>
+        <w:spacing w:after="10" w:line="480" w:lineRule="auto"/>
+        <w:ind w:right="-8"/>
         <w:jc w:val="center"/>
         <w:rPr>
           <w:lang w:val="ru-RU"/>
@@ -977,6 +871,7 @@
     <w:p>
       <w:pPr>
         <w:spacing w:after="0" w:line="240" w:lineRule="auto"/>
+        <w:ind w:right="-8"/>
         <w:rPr>
           <w:u w:val="single"/>
           <w:lang w:val="ru-RU"/>
@@ -986,59 +881,31 @@
         <w:rPr>
           <w:lang w:val="ru-RU"/>
         </w:rPr>
-        <w:t xml:space="preserve">2. Работы выполнены по проектной документации </w:t>
+        <w:t xml:space="preserve">2. </w:t>
+      </w:r>
+      <w:r>
+        <w:rPr>
+          <w:sz w:val="24"/>
+          <w:szCs w:val="24"/>
+          <w:lang w:val="ru-RU"/>
+        </w:rPr>
+        <w:t xml:space="preserve">Работы выполнены по проектной документации </w:t>
       </w:r>
       <w:r>
         <w:rPr>
           <w:i/>
-          <w:sz w:val="20"/>
+          <w:sz w:val="24"/>
+          <w:szCs w:val="24"/>
           <w:u w:val="single"/>
           <w:lang w:val="ru-RU"/>
         </w:rPr>
-        <w:t>УП «</w:t>
-      </w:r>
-      <w:proofErr w:type="spellStart"/>
-      <w:r>
-        <w:rPr>
-          <w:i/>
-          <w:sz w:val="20"/>
-          <w:u w:val="single"/>
-          <w:lang w:val="ru-RU"/>
-        </w:rPr>
-        <w:t>Минскпроект</w:t>
-      </w:r>
-      <w:proofErr w:type="spellEnd"/>
-      <w:r>
-        <w:rPr>
-          <w:i/>
-          <w:sz w:val="20"/>
-          <w:u w:val="single"/>
-          <w:lang w:val="ru-RU"/>
-        </w:rPr>
-        <w:t>» 22.004.001-КЖ листы 2-38</w:t>
-      </w:r>
-      <w:r>
-        <w:rPr>
-          <w:i/>
-          <w:sz w:val="20"/>
-          <w:u w:val="single"/>
-          <w:lang w:val="ru-RU"/>
-        </w:rPr>
-        <w:tab/>
-      </w:r>
-      <w:r>
-        <w:rPr>
-          <w:i/>
-          <w:sz w:val="20"/>
-          <w:u w:val="single"/>
-          <w:lang w:val="ru-RU"/>
-        </w:rPr>
-        <w:tab/>
+        <w:t>УП «Минскпроект» 22.004.001-КЖ листы 2-38</w:t>
       </w:r>
     </w:p>
     <w:p>
       <w:pPr>
         <w:spacing w:after="10" w:line="240" w:lineRule="auto"/>
+        <w:ind w:right="-8"/>
         <w:jc w:val="center"/>
         <w:rPr>
           <w:lang w:val="ru-RU"/>
@@ -1055,15 +922,19 @@
     <w:p>
       <w:pPr>
         <w:spacing w:after="0" w:line="240" w:lineRule="auto"/>
+        <w:ind w:right="-8"/>
         <w:rPr>
           <w:i/>
-          <w:sz w:val="22"/>
+          <w:sz w:val="24"/>
+          <w:szCs w:val="24"/>
           <w:u w:val="single"/>
           <w:lang w:val="ru-RU"/>
         </w:rPr>
       </w:pPr>
       <w:r>
         <w:rPr>
+          <w:sz w:val="24"/>
+          <w:szCs w:val="24"/>
           <w:lang w:val="ru-RU"/>
         </w:rPr>
         <w:t xml:space="preserve">3. При выполнении работ применены </w:t>
@@ -1071,16 +942,18 @@
       <w:r>
         <w:rPr>
           <w:i/>
-          <w:sz w:val="22"/>
+          <w:sz w:val="24"/>
+          <w:szCs w:val="24"/>
           <w:u w:val="single"/>
           <w:lang w:val="ru-RU"/>
         </w:rPr>
-        <w:t>деталь закладная МН1 сертификат качества №364 от 21.11.2025;</w:t>
+        <w:t>деталь закладная МН1 сертификат качества №364 от</w:t>
       </w:r>
       <w:r>
         <w:rPr>
           <w:i/>
-          <w:sz w:val="22"/>
+          <w:sz w:val="24"/>
+          <w:szCs w:val="24"/>
           <w:u w:val="single"/>
           <w:lang w:val="ru-RU"/>
         </w:rPr>
@@ -1089,16 +962,38 @@
       <w:r>
         <w:rPr>
           <w:i/>
-          <w:sz w:val="22"/>
+          <w:sz w:val="24"/>
+          <w:szCs w:val="24"/>
           <w:u w:val="single"/>
           <w:lang w:val="ru-RU"/>
         </w:rPr>
-        <w:t xml:space="preserve"> сетка сварная оцинкованная сертификат качества №5 от 14.01.2026</w:t>
+        <w:t xml:space="preserve"> 21.11.2025;</w:t>
       </w:r>
       <w:r>
         <w:rPr>
           <w:i/>
-          <w:sz w:val="22"/>
+          <w:sz w:val="24"/>
+          <w:szCs w:val="24"/>
+          <w:u w:val="single"/>
+          <w:lang w:val="ru-RU"/>
+        </w:rPr>
+        <w:t xml:space="preserve"> </w:t>
+      </w:r>
+      <w:r>
+        <w:rPr>
+          <w:i/>
+          <w:sz w:val="24"/>
+          <w:szCs w:val="24"/>
+          <w:u w:val="single"/>
+          <w:lang w:val="ru-RU"/>
+        </w:rPr>
+        <w:t>сетка сварная оцинкованная сертификат качества №5 от 14.01.2026</w:t>
+      </w:r>
+      <w:r>
+        <w:rPr>
+          <w:i/>
+          <w:sz w:val="24"/>
+          <w:szCs w:val="24"/>
           <w:u w:val="single"/>
           <w:lang w:val="ru-RU"/>
         </w:rPr>
@@ -1107,7 +1002,8 @@
       <w:r>
         <w:rPr>
           <w:i/>
-          <w:sz w:val="22"/>
+          <w:sz w:val="24"/>
+          <w:szCs w:val="24"/>
           <w:u w:val="single"/>
           <w:lang w:val="ru-RU"/>
         </w:rPr>
@@ -1116,25 +1012,8 @@
       <w:r>
         <w:rPr>
           <w:i/>
-          <w:sz w:val="22"/>
-          <w:u w:val="single"/>
-          <w:lang w:val="ru-RU"/>
-        </w:rPr>
-        <w:tab/>
-      </w:r>
-      <w:r>
-        <w:rPr>
-          <w:i/>
-          <w:sz w:val="22"/>
-          <w:u w:val="single"/>
-          <w:lang w:val="ru-RU"/>
-        </w:rPr>
-        <w:tab/>
-      </w:r>
-      <w:r>
-        <w:rPr>
-          <w:i/>
-          <w:sz w:val="22"/>
+          <w:sz w:val="24"/>
+          <w:szCs w:val="24"/>
           <w:u w:val="single"/>
           <w:lang w:val="ru-RU"/>
         </w:rPr>
@@ -1144,6 +1023,7 @@
     <w:p>
       <w:pPr>
         <w:spacing w:after="10" w:line="240" w:lineRule="auto"/>
+        <w:ind w:right="-8"/>
         <w:jc w:val="center"/>
         <w:rPr>
           <w:lang w:val="ru-RU"/>
@@ -1160,14 +1040,17 @@
     <w:p>
       <w:pPr>
         <w:spacing w:after="0" w:line="240" w:lineRule="auto"/>
+        <w:ind w:right="-8"/>
         <w:rPr>
-          <w:sz w:val="20"/>
+          <w:sz w:val="24"/>
+          <w:szCs w:val="24"/>
           <w:lang w:val="ru-RU"/>
         </w:rPr>
       </w:pPr>
       <w:r>
         <w:rPr>
-          <w:sz w:val="20"/>
+          <w:sz w:val="24"/>
+          <w:szCs w:val="24"/>
           <w:lang w:val="ru-RU"/>
         </w:rPr>
         <w:t>4. При выполнении работ отсутствуют/допущены (нужное подчеркнуть) нарушения требований ТНПА и (или) проектной документации</w:t>
@@ -1176,6 +1059,7 @@
     <w:p>
       <w:pPr>
         <w:spacing w:after="0" w:line="240" w:lineRule="auto"/>
+        <w:ind w:right="-8"/>
         <w:rPr>
           <w:u w:val="single"/>
           <w:lang w:val="ru-RU"/>
@@ -1283,6 +1167,7 @@
     <w:p>
       <w:pPr>
         <w:spacing w:after="14" w:line="240" w:lineRule="auto"/>
+        <w:ind w:right="-8"/>
         <w:jc w:val="center"/>
         <w:rPr>
           <w:lang w:val="ru-RU"/>
@@ -1310,13 +1195,13 @@
         <w:tblLook w:val="04A0" w:firstRow="1" w:lastRow="0" w:firstColumn="1" w:lastColumn="0" w:noHBand="0" w:noVBand="1"/>
       </w:tblPr>
       <w:tblGrid>
-        <w:gridCol w:w="2154"/>
+        <w:gridCol w:w="2835"/>
         <w:gridCol w:w="2381"/>
       </w:tblGrid>
       <w:tr>
         <w:tc>
           <w:tcPr>
-            <w:tcW w:w="2154" w:type="dxa"/>
+            <w:tcW w:w="2835" w:type="dxa"/>
             <w:tcMar>
               <w:top w:w="0" w:type="dxa"/>
               <w:left w:w="0" w:type="dxa"/>
@@ -1328,10 +1213,16 @@
           <w:p>
             <w:pPr>
               <w:spacing w:after="0" w:line="240" w:lineRule="auto"/>
+              <w:ind w:right="-8"/>
+              <w:rPr>
+                <w:sz w:val="24"/>
+                <w:szCs w:val="24"/>
+              </w:rPr>
             </w:pPr>
             <w:r>
               <w:rPr>
-                <w:sz w:val="20"/>
+                <w:sz w:val="24"/>
+                <w:szCs w:val="24"/>
               </w:rPr>
               <w:t>5. Даты: начало работ</w:t>
             </w:r>
@@ -1351,11 +1242,17 @@
           <w:p>
             <w:pPr>
               <w:spacing w:after="0" w:line="240" w:lineRule="auto"/>
+              <w:ind w:right="-8"/>
+              <w:rPr>
+                <w:sz w:val="24"/>
+                <w:szCs w:val="24"/>
+              </w:rPr>
             </w:pPr>
             <w:r>
               <w:rPr>
                 <w:i/>
-                <w:sz w:val="20"/>
+                <w:sz w:val="24"/>
+                <w:szCs w:val="24"/>
               </w:rPr>
               <w:t>19.01.2026г</w:t>
             </w:r>
@@ -1365,7 +1262,7 @@
       <w:tr>
         <w:tc>
           <w:tcPr>
-            <w:tcW w:w="2154" w:type="dxa"/>
+            <w:tcW w:w="2835" w:type="dxa"/>
             <w:tcMar>
               <w:top w:w="0" w:type="dxa"/>
               <w:left w:w="0" w:type="dxa"/>
@@ -1377,29 +1274,26 @@
           <w:p>
             <w:pPr>
               <w:spacing w:after="0" w:line="240" w:lineRule="auto"/>
+              <w:ind w:right="-8" w:firstLine="851"/>
+              <w:rPr>
+                <w:sz w:val="24"/>
+                <w:szCs w:val="24"/>
+              </w:rPr>
             </w:pPr>
-            <w:proofErr w:type="spellStart"/>
             <w:r>
               <w:rPr>
-                <w:sz w:val="20"/>
-              </w:rPr>
-              <w:t>окончание</w:t>
-            </w:r>
-            <w:proofErr w:type="spellEnd"/>
-            <w:r>
-              <w:rPr>
-                <w:sz w:val="20"/>
+                <w:sz w:val="24"/>
+                <w:szCs w:val="24"/>
               </w:rPr>
               <w:t xml:space="preserve"> </w:t>
             </w:r>
-            <w:proofErr w:type="spellStart"/>
             <w:r>
               <w:rPr>
-                <w:sz w:val="20"/>
+                <w:sz w:val="24"/>
+                <w:szCs w:val="24"/>
               </w:rPr>
-              <w:t>работ</w:t>
+              <w:t>окончание работ</w:t>
             </w:r>
-            <w:proofErr w:type="spellEnd"/>
           </w:p>
         </w:tc>
         <w:tc>
@@ -1416,11 +1310,17 @@
           <w:p>
             <w:pPr>
               <w:spacing w:after="0" w:line="240" w:lineRule="auto"/>
+              <w:ind w:right="-8"/>
+              <w:rPr>
+                <w:sz w:val="24"/>
+                <w:szCs w:val="24"/>
+              </w:rPr>
             </w:pPr>
             <w:r>
               <w:rPr>
                 <w:i/>
-                <w:sz w:val="20"/>
+                <w:sz w:val="24"/>
+                <w:szCs w:val="24"/>
               </w:rPr>
               <w:t>26.01.2026г</w:t>
             </w:r>
@@ -1430,7 +1330,7 @@
       <w:tr>
         <w:tc>
           <w:tcPr>
-            <w:tcW w:w="2154" w:type="dxa"/>
+            <w:tcW w:w="2835" w:type="dxa"/>
             <w:tcMar>
               <w:top w:w="0" w:type="dxa"/>
               <w:left w:w="0" w:type="dxa"/>
@@ -1442,6 +1342,7 @@
           <w:p>
             <w:pPr>
               <w:spacing w:after="0" w:line="240" w:lineRule="auto"/>
+              <w:ind w:right="-8"/>
               <w:rPr>
                 <w:sz w:val="20"/>
               </w:rPr>
@@ -1462,6 +1363,7 @@
           <w:p>
             <w:pPr>
               <w:spacing w:after="0" w:line="240" w:lineRule="auto"/>
+              <w:ind w:right="-8"/>
               <w:rPr>
                 <w:i/>
                 <w:sz w:val="20"/>
@@ -1474,6 +1376,7 @@
     <w:p>
       <w:pPr>
         <w:spacing w:after="0" w:line="192" w:lineRule="auto"/>
+        <w:ind w:right="-8"/>
         <w:rPr>
           <w:lang w:val="ru-RU"/>
         </w:rPr>
@@ -1481,7 +1384,7 @@
     </w:p>
     <w:tbl>
       <w:tblPr>
-        <w:tblW w:w="11068" w:type="dxa"/>
+        <w:tblW w:w="10783" w:type="dxa"/>
         <w:tblBorders>
           <w:top w:val="nil"/>
           <w:left w:val="nil"/>
@@ -1493,20 +1396,20 @@
         <w:tblLook w:val="04A0" w:firstRow="1" w:lastRow="0" w:firstColumn="1" w:lastColumn="0" w:noHBand="0" w:noVBand="1"/>
       </w:tblPr>
       <w:tblGrid>
-        <w:gridCol w:w="4234"/>
-        <w:gridCol w:w="1726"/>
-        <w:gridCol w:w="1522"/>
-        <w:gridCol w:w="2866"/>
-        <w:gridCol w:w="720"/>
+        <w:gridCol w:w="4111"/>
+        <w:gridCol w:w="1418"/>
+        <w:gridCol w:w="1275"/>
+        <w:gridCol w:w="3402"/>
+        <w:gridCol w:w="577"/>
       </w:tblGrid>
       <w:tr>
         <w:trPr>
           <w:gridAfter w:val="1"/>
-          <w:wAfter w:w="720" w:type="dxa"/>
+          <w:wAfter w:w="577" w:type="dxa"/>
         </w:trPr>
         <w:tc>
           <w:tcPr>
-            <w:tcW w:w="4234" w:type="dxa"/>
+            <w:tcW w:w="4111" w:type="dxa"/>
             <w:tcMar>
               <w:top w:w="0" w:type="dxa"/>
               <w:left w:w="0" w:type="dxa"/>
@@ -1517,34 +1420,24 @@
           <w:p>
             <w:pPr>
               <w:spacing w:after="0" w:line="240" w:lineRule="auto"/>
+              <w:ind w:right="-8"/>
+              <w:rPr>
+                <w:sz w:val="24"/>
+                <w:szCs w:val="24"/>
+              </w:rPr>
             </w:pPr>
-            <w:proofErr w:type="spellStart"/>
             <w:r>
               <w:rPr>
-                <w:sz w:val="20"/>
+                <w:sz w:val="24"/>
+                <w:szCs w:val="24"/>
               </w:rPr>
-              <w:t>Представитель</w:t>
+              <w:t>Представитель подрядчика</w:t>
             </w:r>
-            <w:proofErr w:type="spellEnd"/>
-            <w:r>
-              <w:rPr>
-                <w:sz w:val="20"/>
-              </w:rPr>
-              <w:t xml:space="preserve"> </w:t>
-            </w:r>
-            <w:proofErr w:type="spellStart"/>
-            <w:r>
-              <w:rPr>
-                <w:sz w:val="20"/>
-              </w:rPr>
-              <w:t>подрядчика</w:t>
-            </w:r>
-            <w:proofErr w:type="spellEnd"/>
           </w:p>
         </w:tc>
         <w:tc>
           <w:tcPr>
-            <w:tcW w:w="1726" w:type="dxa"/>
+            <w:tcW w:w="1418" w:type="dxa"/>
             <w:tcMar>
               <w:top w:w="0" w:type="dxa"/>
               <w:left w:w="0" w:type="dxa"/>
@@ -1558,6 +1451,7 @@
                 <w:bottom w:val="single" w:sz="9" w:space="0" w:color="222222"/>
               </w:pBdr>
               <w:spacing w:after="0" w:line="240" w:lineRule="auto"/>
+              <w:ind w:right="-8"/>
               <w:jc w:val="center"/>
             </w:pPr>
             <w:r>
@@ -1570,47 +1464,20 @@
           <w:p>
             <w:pPr>
               <w:spacing w:after="8" w:line="240" w:lineRule="auto"/>
+              <w:ind w:right="-8"/>
               <w:jc w:val="center"/>
             </w:pPr>
             <w:r>
               <w:rPr>
                 <w:sz w:val="12"/>
               </w:rPr>
-              <w:t>(</w:t>
-            </w:r>
-            <w:proofErr w:type="spellStart"/>
-            <w:r>
-              <w:rPr>
-                <w:sz w:val="12"/>
-              </w:rPr>
-              <w:t>дата</w:t>
-            </w:r>
-            <w:proofErr w:type="spellEnd"/>
-            <w:r>
-              <w:rPr>
-                <w:sz w:val="12"/>
-              </w:rPr>
-              <w:t xml:space="preserve"> и </w:t>
-            </w:r>
-            <w:proofErr w:type="spellStart"/>
-            <w:r>
-              <w:rPr>
-                <w:sz w:val="12"/>
-              </w:rPr>
-              <w:t>время</w:t>
-            </w:r>
-            <w:proofErr w:type="spellEnd"/>
-            <w:r>
-              <w:rPr>
-                <w:sz w:val="12"/>
-              </w:rPr>
-              <w:t>)</w:t>
+              <w:t>(дата и время)</w:t>
             </w:r>
           </w:p>
         </w:tc>
         <w:tc>
           <w:tcPr>
-            <w:tcW w:w="1522" w:type="dxa"/>
+            <w:tcW w:w="1275" w:type="dxa"/>
             <w:tcMar>
               <w:top w:w="0" w:type="dxa"/>
               <w:left w:w="0" w:type="dxa"/>
@@ -1624,6 +1491,7 @@
                 <w:bottom w:val="single" w:sz="9" w:space="0" w:color="222222"/>
               </w:pBdr>
               <w:spacing w:after="0" w:line="240" w:lineRule="auto"/>
+              <w:ind w:right="-8"/>
               <w:jc w:val="center"/>
             </w:pPr>
             <w:r>
@@ -1636,33 +1504,20 @@
           <w:p>
             <w:pPr>
               <w:spacing w:after="8" w:line="240" w:lineRule="auto"/>
+              <w:ind w:right="-8"/>
               <w:jc w:val="center"/>
             </w:pPr>
             <w:r>
               <w:rPr>
                 <w:sz w:val="12"/>
               </w:rPr>
-              <w:t>(</w:t>
-            </w:r>
-            <w:proofErr w:type="spellStart"/>
-            <w:r>
-              <w:rPr>
-                <w:sz w:val="12"/>
-              </w:rPr>
-              <w:t>подпись</w:t>
-            </w:r>
-            <w:proofErr w:type="spellEnd"/>
-            <w:r>
-              <w:rPr>
-                <w:sz w:val="12"/>
-              </w:rPr>
-              <w:t>)</w:t>
+              <w:t>(подпись)</w:t>
             </w:r>
           </w:p>
         </w:tc>
         <w:tc>
           <w:tcPr>
-            <w:tcW w:w="2866" w:type="dxa"/>
+            <w:tcW w:w="3402" w:type="dxa"/>
             <w:tcMar>
               <w:top w:w="0" w:type="dxa"/>
               <w:left w:w="0" w:type="dxa"/>
@@ -1676,6 +1531,7 @@
                 <w:bottom w:val="single" w:sz="9" w:space="0" w:color="222222"/>
               </w:pBdr>
               <w:spacing w:after="0" w:line="240" w:lineRule="auto"/>
+              <w:ind w:right="-8"/>
               <w:jc w:val="center"/>
               <w:rPr>
                 <w:szCs w:val="21"/>
@@ -1694,6 +1550,7 @@
           <w:p>
             <w:pPr>
               <w:spacing w:after="8" w:line="240" w:lineRule="auto"/>
+              <w:ind w:right="-8"/>
               <w:jc w:val="center"/>
               <w:rPr>
                 <w:lang w:val="ru-RU"/>
@@ -1712,12 +1569,12 @@
       <w:tr>
         <w:trPr>
           <w:gridAfter w:val="1"/>
-          <w:wAfter w:w="720" w:type="dxa"/>
+          <w:wAfter w:w="577" w:type="dxa"/>
           <w:trHeight w:val="761"/>
         </w:trPr>
         <w:tc>
           <w:tcPr>
-            <w:tcW w:w="4234" w:type="dxa"/>
+            <w:tcW w:w="4111" w:type="dxa"/>
             <w:tcMar>
               <w:top w:w="0" w:type="dxa"/>
               <w:left w:w="0" w:type="dxa"/>
@@ -1728,20 +1585,25 @@
           <w:p>
             <w:pPr>
               <w:spacing w:after="0" w:line="240" w:lineRule="auto"/>
+              <w:ind w:right="-8"/>
               <w:rPr>
+                <w:sz w:val="24"/>
+                <w:szCs w:val="24"/>
                 <w:lang w:val="ru-RU"/>
               </w:rPr>
             </w:pPr>
             <w:r>
               <w:rPr>
-                <w:sz w:val="20"/>
+                <w:sz w:val="24"/>
+                <w:szCs w:val="24"/>
                 <w:lang w:val="ru-RU"/>
               </w:rPr>
               <w:t>Представитель субподрядной организации</w:t>
             </w:r>
             <w:r>
               <w:rPr>
-                <w:sz w:val="20"/>
+                <w:sz w:val="24"/>
+                <w:szCs w:val="24"/>
                 <w:lang w:val="ru-RU"/>
               </w:rPr>
               <w:br/>
@@ -1749,7 +1611,8 @@
             </w:r>
             <w:r>
               <w:rPr>
-                <w:sz w:val="20"/>
+                <w:sz w:val="24"/>
+                <w:szCs w:val="24"/>
                 <w:lang w:val="ru-RU"/>
               </w:rPr>
               <w:br/>
@@ -1759,7 +1622,7 @@
         </w:tc>
         <w:tc>
           <w:tcPr>
-            <w:tcW w:w="1726" w:type="dxa"/>
+            <w:tcW w:w="1418" w:type="dxa"/>
             <w:tcMar>
               <w:top w:w="0" w:type="dxa"/>
               <w:left w:w="0" w:type="dxa"/>
@@ -1773,6 +1636,7 @@
                 <w:bottom w:val="single" w:sz="9" w:space="0" w:color="222222"/>
               </w:pBdr>
               <w:spacing w:after="0" w:line="240" w:lineRule="auto"/>
+              <w:ind w:right="-8"/>
               <w:jc w:val="center"/>
               <w:rPr>
                 <w:lang w:val="ru-RU"/>
@@ -1789,47 +1653,20 @@
           <w:p>
             <w:pPr>
               <w:spacing w:after="8" w:line="240" w:lineRule="auto"/>
+              <w:ind w:right="-8"/>
               <w:jc w:val="center"/>
             </w:pPr>
             <w:r>
               <w:rPr>
                 <w:sz w:val="12"/>
               </w:rPr>
-              <w:t>(</w:t>
-            </w:r>
-            <w:proofErr w:type="spellStart"/>
-            <w:r>
-              <w:rPr>
-                <w:sz w:val="12"/>
-              </w:rPr>
-              <w:t>дата</w:t>
-            </w:r>
-            <w:proofErr w:type="spellEnd"/>
-            <w:r>
-              <w:rPr>
-                <w:sz w:val="12"/>
-              </w:rPr>
-              <w:t xml:space="preserve"> и </w:t>
-            </w:r>
-            <w:proofErr w:type="spellStart"/>
-            <w:r>
-              <w:rPr>
-                <w:sz w:val="12"/>
-              </w:rPr>
-              <w:t>время</w:t>
-            </w:r>
-            <w:proofErr w:type="spellEnd"/>
-            <w:r>
-              <w:rPr>
-                <w:sz w:val="12"/>
-              </w:rPr>
-              <w:t>)</w:t>
+              <w:t>(дата и время)</w:t>
             </w:r>
           </w:p>
         </w:tc>
         <w:tc>
           <w:tcPr>
-            <w:tcW w:w="1522" w:type="dxa"/>
+            <w:tcW w:w="1275" w:type="dxa"/>
             <w:tcMar>
               <w:top w:w="0" w:type="dxa"/>
               <w:left w:w="0" w:type="dxa"/>
@@ -1843,6 +1680,7 @@
                 <w:bottom w:val="single" w:sz="9" w:space="0" w:color="222222"/>
               </w:pBdr>
               <w:spacing w:after="0" w:line="240" w:lineRule="auto"/>
+              <w:ind w:right="-8"/>
               <w:jc w:val="center"/>
             </w:pPr>
             <w:r>
@@ -1855,33 +1693,20 @@
           <w:p>
             <w:pPr>
               <w:spacing w:after="8" w:line="240" w:lineRule="auto"/>
+              <w:ind w:right="-8"/>
               <w:jc w:val="center"/>
             </w:pPr>
             <w:r>
               <w:rPr>
                 <w:sz w:val="12"/>
               </w:rPr>
-              <w:t>(</w:t>
-            </w:r>
-            <w:proofErr w:type="spellStart"/>
-            <w:r>
-              <w:rPr>
-                <w:sz w:val="12"/>
-              </w:rPr>
-              <w:t>подпись</w:t>
-            </w:r>
-            <w:proofErr w:type="spellEnd"/>
-            <w:r>
-              <w:rPr>
-                <w:sz w:val="12"/>
-              </w:rPr>
-              <w:t>)</w:t>
+              <w:t>(подпись)</w:t>
             </w:r>
           </w:p>
         </w:tc>
         <w:tc>
           <w:tcPr>
-            <w:tcW w:w="2866" w:type="dxa"/>
+            <w:tcW w:w="3402" w:type="dxa"/>
             <w:tcMar>
               <w:top w:w="0" w:type="dxa"/>
               <w:left w:w="0" w:type="dxa"/>
@@ -1895,6 +1720,7 @@
                 <w:bottom w:val="single" w:sz="9" w:space="0" w:color="222222"/>
               </w:pBdr>
               <w:spacing w:after="0" w:line="240" w:lineRule="auto"/>
+              <w:ind w:right="-8"/>
               <w:jc w:val="center"/>
             </w:pPr>
             <w:r>
@@ -1907,41 +1733,14 @@
           <w:p>
             <w:pPr>
               <w:spacing w:after="8" w:line="240" w:lineRule="auto"/>
+              <w:ind w:right="-8"/>
               <w:jc w:val="center"/>
             </w:pPr>
             <w:r>
               <w:rPr>
                 <w:sz w:val="12"/>
               </w:rPr>
-              <w:t>(</w:t>
-            </w:r>
-            <w:proofErr w:type="spellStart"/>
-            <w:r>
-              <w:rPr>
-                <w:sz w:val="12"/>
-              </w:rPr>
-              <w:t>инициалы</w:t>
-            </w:r>
-            <w:proofErr w:type="spellEnd"/>
-            <w:r>
-              <w:rPr>
-                <w:sz w:val="12"/>
-              </w:rPr>
-              <w:t xml:space="preserve">, </w:t>
-            </w:r>
-            <w:proofErr w:type="spellStart"/>
-            <w:r>
-              <w:rPr>
-                <w:sz w:val="12"/>
-              </w:rPr>
-              <w:t>фамилия</w:t>
-            </w:r>
-            <w:proofErr w:type="spellEnd"/>
-            <w:r>
-              <w:rPr>
-                <w:sz w:val="12"/>
-              </w:rPr>
-              <w:t>)</w:t>
+              <w:t>(инициалы, фамилия)</w:t>
             </w:r>
           </w:p>
         </w:tc>
@@ -1949,11 +1748,11 @@
       <w:tr>
         <w:trPr>
           <w:gridAfter w:val="1"/>
-          <w:wAfter w:w="720" w:type="dxa"/>
+          <w:wAfter w:w="577" w:type="dxa"/>
         </w:trPr>
         <w:tc>
           <w:tcPr>
-            <w:tcW w:w="4234" w:type="dxa"/>
+            <w:tcW w:w="4111" w:type="dxa"/>
             <w:tcMar>
               <w:top w:w="0" w:type="dxa"/>
               <w:left w:w="0" w:type="dxa"/>
@@ -1964,48 +1763,24 @@
           <w:p>
             <w:pPr>
               <w:spacing w:after="0" w:line="240" w:lineRule="auto"/>
+              <w:ind w:right="-8"/>
+              <w:rPr>
+                <w:sz w:val="24"/>
+                <w:szCs w:val="24"/>
+              </w:rPr>
             </w:pPr>
-            <w:proofErr w:type="spellStart"/>
             <w:r>
               <w:rPr>
-                <w:sz w:val="20"/>
+                <w:sz w:val="24"/>
+                <w:szCs w:val="24"/>
               </w:rPr>
-              <w:t>Представитель</w:t>
+              <w:t>Представитель технического надзора</w:t>
             </w:r>
-            <w:proofErr w:type="spellEnd"/>
-            <w:r>
-              <w:rPr>
-                <w:sz w:val="20"/>
-              </w:rPr>
-              <w:t xml:space="preserve"> </w:t>
-            </w:r>
-            <w:proofErr w:type="spellStart"/>
-            <w:r>
-              <w:rPr>
-                <w:sz w:val="20"/>
-              </w:rPr>
-              <w:t>технического</w:t>
-            </w:r>
-            <w:proofErr w:type="spellEnd"/>
-            <w:r>
-              <w:rPr>
-                <w:sz w:val="20"/>
-              </w:rPr>
-              <w:t xml:space="preserve"> </w:t>
-            </w:r>
-            <w:proofErr w:type="spellStart"/>
-            <w:r>
-              <w:rPr>
-                <w:sz w:val="20"/>
-              </w:rPr>
-              <w:t>надзора</w:t>
-            </w:r>
-            <w:proofErr w:type="spellEnd"/>
           </w:p>
         </w:tc>
         <w:tc>
           <w:tcPr>
-            <w:tcW w:w="1726" w:type="dxa"/>
+            <w:tcW w:w="1418" w:type="dxa"/>
             <w:tcMar>
               <w:top w:w="0" w:type="dxa"/>
               <w:left w:w="0" w:type="dxa"/>
@@ -2019,6 +1794,7 @@
                 <w:bottom w:val="single" w:sz="9" w:space="0" w:color="222222"/>
               </w:pBdr>
               <w:spacing w:after="0" w:line="240" w:lineRule="auto"/>
+              <w:ind w:right="-8"/>
               <w:jc w:val="center"/>
             </w:pPr>
             <w:r>
@@ -2031,47 +1807,20 @@
           <w:p>
             <w:pPr>
               <w:spacing w:after="8" w:line="240" w:lineRule="auto"/>
+              <w:ind w:right="-8"/>
               <w:jc w:val="center"/>
             </w:pPr>
             <w:r>
               <w:rPr>
                 <w:sz w:val="12"/>
               </w:rPr>
-              <w:t>(</w:t>
-            </w:r>
-            <w:proofErr w:type="spellStart"/>
-            <w:r>
-              <w:rPr>
-                <w:sz w:val="12"/>
-              </w:rPr>
-              <w:t>дата</w:t>
-            </w:r>
-            <w:proofErr w:type="spellEnd"/>
-            <w:r>
-              <w:rPr>
-                <w:sz w:val="12"/>
-              </w:rPr>
-              <w:t xml:space="preserve"> и </w:t>
-            </w:r>
-            <w:proofErr w:type="spellStart"/>
-            <w:r>
-              <w:rPr>
-                <w:sz w:val="12"/>
-              </w:rPr>
-              <w:t>время</w:t>
-            </w:r>
-            <w:proofErr w:type="spellEnd"/>
-            <w:r>
-              <w:rPr>
-                <w:sz w:val="12"/>
-              </w:rPr>
-              <w:t>)</w:t>
+              <w:t>(дата и время)</w:t>
             </w:r>
           </w:p>
         </w:tc>
         <w:tc>
           <w:tcPr>
-            <w:tcW w:w="1522" w:type="dxa"/>
+            <w:tcW w:w="1275" w:type="dxa"/>
             <w:tcMar>
               <w:top w:w="0" w:type="dxa"/>
               <w:left w:w="0" w:type="dxa"/>
@@ -2085,6 +1834,7 @@
                 <w:bottom w:val="single" w:sz="9" w:space="0" w:color="222222"/>
               </w:pBdr>
               <w:spacing w:after="0" w:line="240" w:lineRule="auto"/>
+              <w:ind w:right="-8"/>
               <w:jc w:val="center"/>
             </w:pPr>
             <w:r>
@@ -2097,33 +1847,20 @@
           <w:p>
             <w:pPr>
               <w:spacing w:after="8" w:line="240" w:lineRule="auto"/>
+              <w:ind w:right="-8"/>
               <w:jc w:val="center"/>
             </w:pPr>
             <w:r>
               <w:rPr>
                 <w:sz w:val="12"/>
               </w:rPr>
-              <w:t>(</w:t>
-            </w:r>
-            <w:proofErr w:type="spellStart"/>
-            <w:r>
-              <w:rPr>
-                <w:sz w:val="12"/>
-              </w:rPr>
-              <w:t>подпись</w:t>
-            </w:r>
-            <w:proofErr w:type="spellEnd"/>
-            <w:r>
-              <w:rPr>
-                <w:sz w:val="12"/>
-              </w:rPr>
-              <w:t>)</w:t>
+              <w:t>(подпись)</w:t>
             </w:r>
           </w:p>
         </w:tc>
         <w:tc>
           <w:tcPr>
-            <w:tcW w:w="2866" w:type="dxa"/>
+            <w:tcW w:w="3402" w:type="dxa"/>
             <w:tcMar>
               <w:top w:w="0" w:type="dxa"/>
               <w:left w:w="0" w:type="dxa"/>
@@ -2137,34 +1874,26 @@
                 <w:bottom w:val="single" w:sz="9" w:space="0" w:color="222222"/>
               </w:pBdr>
               <w:spacing w:after="0" w:line="240" w:lineRule="auto"/>
+              <w:ind w:right="-8"/>
               <w:jc w:val="center"/>
               <w:rPr>
                 <w:szCs w:val="21"/>
                 <w:lang w:val="ru-RU"/>
               </w:rPr>
             </w:pPr>
-            <w:proofErr w:type="spellStart"/>
             <w:r>
               <w:rPr>
                 <w:i/>
                 <w:szCs w:val="21"/>
                 <w:lang w:val="ru-RU"/>
               </w:rPr>
-              <w:t>Михадюк</w:t>
-            </w:r>
-            <w:proofErr w:type="spellEnd"/>
-            <w:r>
-              <w:rPr>
-                <w:i/>
-                <w:szCs w:val="21"/>
-                <w:lang w:val="ru-RU"/>
-              </w:rPr>
-              <w:t xml:space="preserve"> Илья Сергеевич</w:t>
+              <w:t>Михадюк Илья Сергеевич</w:t>
             </w:r>
           </w:p>
           <w:p>
             <w:pPr>
               <w:spacing w:after="8" w:line="240" w:lineRule="auto"/>
+              <w:ind w:right="-8"/>
               <w:jc w:val="center"/>
               <w:rPr>
                 <w:lang w:val="ru-RU"/>
@@ -2183,11 +1912,11 @@
       <w:tr>
         <w:trPr>
           <w:gridAfter w:val="1"/>
-          <w:wAfter w:w="720" w:type="dxa"/>
+          <w:wAfter w:w="577" w:type="dxa"/>
         </w:trPr>
         <w:tc>
           <w:tcPr>
-            <w:tcW w:w="4234" w:type="dxa"/>
+            <w:tcW w:w="4111" w:type="dxa"/>
             <w:tcMar>
               <w:top w:w="0" w:type="dxa"/>
               <w:left w:w="0" w:type="dxa"/>
@@ -2198,48 +1927,24 @@
           <w:p>
             <w:pPr>
               <w:spacing w:after="0" w:line="240" w:lineRule="auto"/>
+              <w:ind w:right="-8"/>
+              <w:rPr>
+                <w:sz w:val="24"/>
+                <w:szCs w:val="24"/>
+              </w:rPr>
             </w:pPr>
-            <w:proofErr w:type="spellStart"/>
             <w:r>
               <w:rPr>
-                <w:sz w:val="20"/>
+                <w:sz w:val="24"/>
+                <w:szCs w:val="24"/>
               </w:rPr>
-              <w:t>Представитель</w:t>
+              <w:t>Представитель авторского надзора</w:t>
             </w:r>
-            <w:proofErr w:type="spellEnd"/>
-            <w:r>
-              <w:rPr>
-                <w:sz w:val="20"/>
-              </w:rPr>
-              <w:t xml:space="preserve"> </w:t>
-            </w:r>
-            <w:proofErr w:type="spellStart"/>
-            <w:r>
-              <w:rPr>
-                <w:sz w:val="20"/>
-              </w:rPr>
-              <w:t>авторского</w:t>
-            </w:r>
-            <w:proofErr w:type="spellEnd"/>
-            <w:r>
-              <w:rPr>
-                <w:sz w:val="20"/>
-              </w:rPr>
-              <w:t xml:space="preserve"> </w:t>
-            </w:r>
-            <w:proofErr w:type="spellStart"/>
-            <w:r>
-              <w:rPr>
-                <w:sz w:val="20"/>
-              </w:rPr>
-              <w:t>надзора</w:t>
-            </w:r>
-            <w:proofErr w:type="spellEnd"/>
           </w:p>
         </w:tc>
         <w:tc>
           <w:tcPr>
-            <w:tcW w:w="1726" w:type="dxa"/>
+            <w:tcW w:w="1418" w:type="dxa"/>
             <w:tcMar>
               <w:top w:w="0" w:type="dxa"/>
               <w:left w:w="0" w:type="dxa"/>
@@ -2253,6 +1958,7 @@
                 <w:bottom w:val="single" w:sz="9" w:space="0" w:color="222222"/>
               </w:pBdr>
               <w:spacing w:after="0" w:line="240" w:lineRule="auto"/>
+              <w:ind w:right="-8"/>
               <w:jc w:val="center"/>
             </w:pPr>
             <w:r>
@@ -2265,47 +1971,20 @@
           <w:p>
             <w:pPr>
               <w:spacing w:after="0" w:line="240" w:lineRule="auto"/>
+              <w:ind w:right="-8"/>
               <w:jc w:val="center"/>
             </w:pPr>
             <w:r>
               <w:rPr>
                 <w:sz w:val="12"/>
               </w:rPr>
-              <w:t>(</w:t>
-            </w:r>
-            <w:proofErr w:type="spellStart"/>
-            <w:r>
-              <w:rPr>
-                <w:sz w:val="12"/>
-              </w:rPr>
-              <w:t>дата</w:t>
-            </w:r>
-            <w:proofErr w:type="spellEnd"/>
-            <w:r>
-              <w:rPr>
-                <w:sz w:val="12"/>
-              </w:rPr>
-              <w:t xml:space="preserve"> и </w:t>
-            </w:r>
-            <w:proofErr w:type="spellStart"/>
-            <w:r>
-              <w:rPr>
-                <w:sz w:val="12"/>
-              </w:rPr>
-              <w:t>время</w:t>
-            </w:r>
-            <w:proofErr w:type="spellEnd"/>
-            <w:r>
-              <w:rPr>
-                <w:sz w:val="12"/>
-              </w:rPr>
-              <w:t>)</w:t>
+              <w:t>(дата и время)</w:t>
             </w:r>
           </w:p>
         </w:tc>
         <w:tc>
           <w:tcPr>
-            <w:tcW w:w="1522" w:type="dxa"/>
+            <w:tcW w:w="1275" w:type="dxa"/>
             <w:tcMar>
               <w:top w:w="0" w:type="dxa"/>
               <w:left w:w="0" w:type="dxa"/>
@@ -2319,6 +1998,7 @@
                 <w:bottom w:val="single" w:sz="9" w:space="0" w:color="222222"/>
               </w:pBdr>
               <w:spacing w:after="0" w:line="240" w:lineRule="auto"/>
+              <w:ind w:right="-8"/>
               <w:jc w:val="center"/>
             </w:pPr>
             <w:r>
@@ -2331,33 +2011,20 @@
           <w:p>
             <w:pPr>
               <w:spacing w:after="0" w:line="240" w:lineRule="auto"/>
+              <w:ind w:right="-8"/>
               <w:jc w:val="center"/>
             </w:pPr>
             <w:r>
               <w:rPr>
                 <w:sz w:val="12"/>
               </w:rPr>
-              <w:t>(</w:t>
-            </w:r>
-            <w:proofErr w:type="spellStart"/>
-            <w:r>
-              <w:rPr>
-                <w:sz w:val="12"/>
-              </w:rPr>
-              <w:t>подпись</w:t>
-            </w:r>
-            <w:proofErr w:type="spellEnd"/>
-            <w:r>
-              <w:rPr>
-                <w:sz w:val="12"/>
-              </w:rPr>
-              <w:t>)</w:t>
+              <w:t>(подпись)</w:t>
             </w:r>
           </w:p>
         </w:tc>
         <w:tc>
           <w:tcPr>
-            <w:tcW w:w="2866" w:type="dxa"/>
+            <w:tcW w:w="3402" w:type="dxa"/>
             <w:tcMar>
               <w:top w:w="0" w:type="dxa"/>
               <w:left w:w="0" w:type="dxa"/>
@@ -2371,34 +2038,26 @@
                 <w:bottom w:val="single" w:sz="9" w:space="0" w:color="222222"/>
               </w:pBdr>
               <w:spacing w:after="0" w:line="240" w:lineRule="auto"/>
+              <w:ind w:right="-8"/>
               <w:jc w:val="center"/>
               <w:rPr>
                 <w:szCs w:val="21"/>
                 <w:lang w:val="ru-RU"/>
               </w:rPr>
             </w:pPr>
-            <w:proofErr w:type="spellStart"/>
             <w:r>
               <w:rPr>
                 <w:i/>
                 <w:szCs w:val="21"/>
                 <w:lang w:val="ru-RU"/>
               </w:rPr>
-              <w:t>Пацель</w:t>
-            </w:r>
-            <w:proofErr w:type="spellEnd"/>
-            <w:r>
-              <w:rPr>
-                <w:i/>
-                <w:szCs w:val="21"/>
-                <w:lang w:val="ru-RU"/>
-              </w:rPr>
-              <w:t xml:space="preserve"> Дмитрий Иванович</w:t>
+              <w:t>Пацель Дмитрий Иванович</w:t>
             </w:r>
           </w:p>
           <w:p>
             <w:pPr>
               <w:spacing w:after="0" w:line="240" w:lineRule="auto"/>
+              <w:ind w:right="-8"/>
               <w:jc w:val="center"/>
               <w:rPr>
                 <w:lang w:val="ru-RU"/>
@@ -2427,7 +2086,7 @@
         </w:tblPrEx>
         <w:tc>
           <w:tcPr>
-            <w:tcW w:w="4234" w:type="dxa"/>
+            <w:tcW w:w="4111" w:type="dxa"/>
             <w:tcMar>
               <w:top w:w="0" w:type="dxa"/>
               <w:left w:w="0" w:type="dxa"/>
@@ -2438,6 +2097,7 @@
           <w:p>
             <w:pPr>
               <w:spacing w:after="0" w:line="240" w:lineRule="auto"/>
+              <w:ind w:right="-8"/>
               <w:rPr>
                 <w:lang w:val="ru-RU"/>
               </w:rPr>
@@ -2446,7 +2106,7 @@
         </w:tc>
         <w:tc>
           <w:tcPr>
-            <w:tcW w:w="1726" w:type="dxa"/>
+            <w:tcW w:w="1418" w:type="dxa"/>
             <w:tcMar>
               <w:top w:w="0" w:type="dxa"/>
               <w:left w:w="0" w:type="dxa"/>
@@ -2457,6 +2117,7 @@
           <w:p>
             <w:pPr>
               <w:spacing w:after="8" w:line="240" w:lineRule="auto"/>
+              <w:ind w:right="-8"/>
               <w:jc w:val="center"/>
               <w:rPr>
                 <w:lang w:val="ru-RU"/>
@@ -2466,7 +2127,7 @@
         </w:tc>
         <w:tc>
           <w:tcPr>
-            <w:tcW w:w="1522" w:type="dxa"/>
+            <w:tcW w:w="1275" w:type="dxa"/>
             <w:tcMar>
               <w:top w:w="0" w:type="dxa"/>
               <w:left w:w="0" w:type="dxa"/>
@@ -2477,6 +2138,7 @@
           <w:p>
             <w:pPr>
               <w:spacing w:after="8" w:line="240" w:lineRule="auto"/>
+              <w:ind w:right="-8"/>
               <w:jc w:val="center"/>
               <w:rPr>
                 <w:lang w:val="ru-RU"/>
@@ -2486,7 +2148,7 @@
         </w:tc>
         <w:tc>
           <w:tcPr>
-            <w:tcW w:w="3586" w:type="dxa"/>
+            <w:tcW w:w="3979" w:type="dxa"/>
             <w:gridSpan w:val="2"/>
             <w:tcMar>
               <w:top w:w="0" w:type="dxa"/>
@@ -2498,6 +2160,7 @@
           <w:p>
             <w:pPr>
               <w:spacing w:after="8" w:line="240" w:lineRule="auto"/>
+              <w:ind w:right="-8"/>
               <w:rPr>
                 <w:lang w:val="ru-RU"/>
               </w:rPr>
@@ -2505,286 +2168,11 @@
           </w:p>
         </w:tc>
       </w:tr>
-      <w:tr>
-        <w:tblPrEx>
-          <w:tblBorders>
-            <w:top w:val="none" w:sz="0" w:space="0" w:color="auto"/>
-            <w:left w:val="none" w:sz="0" w:space="0" w:color="auto"/>
-            <w:bottom w:val="none" w:sz="0" w:space="0" w:color="auto"/>
-            <w:right w:val="none" w:sz="0" w:space="0" w:color="auto"/>
-            <w:insideH w:val="none" w:sz="0" w:space="0" w:color="auto"/>
-            <w:insideV w:val="none" w:sz="0" w:space="0" w:color="auto"/>
-          </w:tblBorders>
-        </w:tblPrEx>
-        <w:trPr>
-          <w:trHeight w:val="903"/>
-        </w:trPr>
-        <w:tc>
-          <w:tcPr>
-            <w:tcW w:w="4234" w:type="dxa"/>
-            <w:tcMar>
-              <w:top w:w="0" w:type="dxa"/>
-              <w:left w:w="0" w:type="dxa"/>
-              <w:bottom w:w="0" w:type="dxa"/>
-              <w:right w:w="0" w:type="dxa"/>
-            </w:tcMar>
-          </w:tcPr>
-          <w:p>
-            <w:pPr>
-              <w:spacing w:after="0" w:line="240" w:lineRule="auto"/>
-              <w:rPr>
-                <w:lang w:val="ru-RU"/>
-              </w:rPr>
-            </w:pPr>
-          </w:p>
-        </w:tc>
-        <w:tc>
-          <w:tcPr>
-            <w:tcW w:w="1726" w:type="dxa"/>
-            <w:tcMar>
-              <w:top w:w="0" w:type="dxa"/>
-              <w:left w:w="0" w:type="dxa"/>
-              <w:bottom w:w="0" w:type="dxa"/>
-              <w:right w:w="0" w:type="dxa"/>
-            </w:tcMar>
-          </w:tcPr>
-          <w:p>
-            <w:pPr>
-              <w:spacing w:after="8" w:line="240" w:lineRule="auto"/>
-              <w:jc w:val="center"/>
-              <w:rPr>
-                <w:lang w:val="ru-RU"/>
-              </w:rPr>
-            </w:pPr>
-          </w:p>
-        </w:tc>
-        <w:tc>
-          <w:tcPr>
-            <w:tcW w:w="1522" w:type="dxa"/>
-            <w:tcMar>
-              <w:top w:w="0" w:type="dxa"/>
-              <w:left w:w="0" w:type="dxa"/>
-              <w:bottom w:w="0" w:type="dxa"/>
-              <w:right w:w="0" w:type="dxa"/>
-            </w:tcMar>
-          </w:tcPr>
-          <w:p>
-            <w:pPr>
-              <w:spacing w:after="8" w:line="240" w:lineRule="auto"/>
-              <w:jc w:val="center"/>
-              <w:rPr>
-                <w:lang w:val="ru-RU"/>
-              </w:rPr>
-            </w:pPr>
-          </w:p>
-        </w:tc>
-        <w:tc>
-          <w:tcPr>
-            <w:tcW w:w="3586" w:type="dxa"/>
-            <w:gridSpan w:val="2"/>
-            <w:tcMar>
-              <w:top w:w="0" w:type="dxa"/>
-              <w:left w:w="0" w:type="dxa"/>
-              <w:bottom w:w="0" w:type="dxa"/>
-              <w:right w:w="0" w:type="dxa"/>
-            </w:tcMar>
-          </w:tcPr>
-          <w:p>
-            <w:pPr>
-              <w:spacing w:after="8" w:line="240" w:lineRule="auto"/>
-              <w:rPr>
-                <w:lang w:val="ru-RU"/>
-              </w:rPr>
-            </w:pPr>
-          </w:p>
-        </w:tc>
-      </w:tr>
-      <w:tr>
-        <w:tblPrEx>
-          <w:tblBorders>
-            <w:top w:val="none" w:sz="0" w:space="0" w:color="auto"/>
-            <w:left w:val="none" w:sz="0" w:space="0" w:color="auto"/>
-            <w:bottom w:val="none" w:sz="0" w:space="0" w:color="auto"/>
-            <w:right w:val="none" w:sz="0" w:space="0" w:color="auto"/>
-            <w:insideH w:val="none" w:sz="0" w:space="0" w:color="auto"/>
-            <w:insideV w:val="none" w:sz="0" w:space="0" w:color="auto"/>
-          </w:tblBorders>
-        </w:tblPrEx>
-        <w:tc>
-          <w:tcPr>
-            <w:tcW w:w="4234" w:type="dxa"/>
-            <w:tcMar>
-              <w:top w:w="0" w:type="dxa"/>
-              <w:left w:w="0" w:type="dxa"/>
-              <w:bottom w:w="0" w:type="dxa"/>
-              <w:right w:w="0" w:type="dxa"/>
-            </w:tcMar>
-          </w:tcPr>
-          <w:p>
-            <w:pPr>
-              <w:spacing w:after="0" w:line="240" w:lineRule="auto"/>
-              <w:rPr>
-                <w:lang w:val="ru-RU"/>
-              </w:rPr>
-            </w:pPr>
-          </w:p>
-        </w:tc>
-        <w:tc>
-          <w:tcPr>
-            <w:tcW w:w="1726" w:type="dxa"/>
-            <w:tcMar>
-              <w:top w:w="0" w:type="dxa"/>
-              <w:left w:w="0" w:type="dxa"/>
-              <w:bottom w:w="0" w:type="dxa"/>
-              <w:right w:w="0" w:type="dxa"/>
-            </w:tcMar>
-          </w:tcPr>
-          <w:p>
-            <w:pPr>
-              <w:spacing w:after="8" w:line="240" w:lineRule="auto"/>
-              <w:jc w:val="center"/>
-              <w:rPr>
-                <w:lang w:val="ru-RU"/>
-              </w:rPr>
-            </w:pPr>
-          </w:p>
-        </w:tc>
-        <w:tc>
-          <w:tcPr>
-            <w:tcW w:w="1522" w:type="dxa"/>
-            <w:tcMar>
-              <w:top w:w="0" w:type="dxa"/>
-              <w:left w:w="0" w:type="dxa"/>
-              <w:bottom w:w="0" w:type="dxa"/>
-              <w:right w:w="0" w:type="dxa"/>
-            </w:tcMar>
-          </w:tcPr>
-          <w:p>
-            <w:pPr>
-              <w:spacing w:after="8" w:line="240" w:lineRule="auto"/>
-              <w:jc w:val="center"/>
-              <w:rPr>
-                <w:lang w:val="ru-RU"/>
-              </w:rPr>
-            </w:pPr>
-          </w:p>
-        </w:tc>
-        <w:tc>
-          <w:tcPr>
-            <w:tcW w:w="3586" w:type="dxa"/>
-            <w:gridSpan w:val="2"/>
-            <w:tcMar>
-              <w:top w:w="0" w:type="dxa"/>
-              <w:left w:w="0" w:type="dxa"/>
-              <w:bottom w:w="0" w:type="dxa"/>
-              <w:right w:w="0" w:type="dxa"/>
-            </w:tcMar>
-          </w:tcPr>
-          <w:p>
-            <w:pPr>
-              <w:spacing w:after="8" w:line="240" w:lineRule="auto"/>
-              <w:rPr>
-                <w:lang w:val="ru-RU"/>
-              </w:rPr>
-            </w:pPr>
-          </w:p>
-        </w:tc>
-      </w:tr>
-      <w:tr>
-        <w:tblPrEx>
-          <w:tblBorders>
-            <w:top w:val="none" w:sz="0" w:space="0" w:color="auto"/>
-            <w:left w:val="none" w:sz="0" w:space="0" w:color="auto"/>
-            <w:bottom w:val="none" w:sz="0" w:space="0" w:color="auto"/>
-            <w:right w:val="none" w:sz="0" w:space="0" w:color="auto"/>
-            <w:insideH w:val="none" w:sz="0" w:space="0" w:color="auto"/>
-            <w:insideV w:val="none" w:sz="0" w:space="0" w:color="auto"/>
-          </w:tblBorders>
-        </w:tblPrEx>
-        <w:tc>
-          <w:tcPr>
-            <w:tcW w:w="4234" w:type="dxa"/>
-            <w:tcMar>
-              <w:top w:w="0" w:type="dxa"/>
-              <w:left w:w="0" w:type="dxa"/>
-              <w:bottom w:w="0" w:type="dxa"/>
-              <w:right w:w="0" w:type="dxa"/>
-            </w:tcMar>
-          </w:tcPr>
-          <w:p>
-            <w:pPr>
-              <w:spacing w:after="0" w:line="240" w:lineRule="auto"/>
-              <w:rPr>
-                <w:lang w:val="ru-RU"/>
-              </w:rPr>
-            </w:pPr>
-          </w:p>
-        </w:tc>
-        <w:tc>
-          <w:tcPr>
-            <w:tcW w:w="1726" w:type="dxa"/>
-            <w:tcMar>
-              <w:top w:w="0" w:type="dxa"/>
-              <w:left w:w="0" w:type="dxa"/>
-              <w:bottom w:w="0" w:type="dxa"/>
-              <w:right w:w="0" w:type="dxa"/>
-            </w:tcMar>
-          </w:tcPr>
-          <w:p>
-            <w:pPr>
-              <w:spacing w:after="0" w:line="240" w:lineRule="auto"/>
-              <w:jc w:val="center"/>
-              <w:rPr>
-                <w:lang w:val="ru-RU"/>
-              </w:rPr>
-            </w:pPr>
-          </w:p>
-        </w:tc>
-        <w:tc>
-          <w:tcPr>
-            <w:tcW w:w="1522" w:type="dxa"/>
-            <w:tcMar>
-              <w:top w:w="0" w:type="dxa"/>
-              <w:left w:w="0" w:type="dxa"/>
-              <w:bottom w:w="0" w:type="dxa"/>
-              <w:right w:w="0" w:type="dxa"/>
-            </w:tcMar>
-          </w:tcPr>
-          <w:p>
-            <w:pPr>
-              <w:spacing w:after="0" w:line="240" w:lineRule="auto"/>
-              <w:jc w:val="center"/>
-              <w:rPr>
-                <w:lang w:val="ru-RU"/>
-              </w:rPr>
-            </w:pPr>
-          </w:p>
-        </w:tc>
-        <w:tc>
-          <w:tcPr>
-            <w:tcW w:w="3586" w:type="dxa"/>
-            <w:gridSpan w:val="2"/>
-            <w:tcMar>
-              <w:top w:w="0" w:type="dxa"/>
-              <w:left w:w="0" w:type="dxa"/>
-              <w:bottom w:w="0" w:type="dxa"/>
-              <w:right w:w="0" w:type="dxa"/>
-            </w:tcMar>
-          </w:tcPr>
-          <w:p>
-            <w:pPr>
-              <w:spacing w:after="0" w:line="240" w:lineRule="auto"/>
-              <w:rPr>
-                <w:lang w:val="ru-RU"/>
-              </w:rPr>
-            </w:pPr>
-          </w:p>
-        </w:tc>
-      </w:tr>
-      <w:bookmarkEnd w:id="0"/>
+      <w:bookmarkEnd w:id="2"/>
     </w:tbl>
     <w:p>
       <w:pPr>
+        <w:ind w:right="-8"/>
         <w:rPr>
           <w:lang w:val="ru-RU"/>
         </w:rPr>
@@ -2792,7 +2180,7 @@
     </w:p>
     <w:sectPr>
       <w:pgSz w:w="12240" w:h="15840"/>
-      <w:pgMar w:top="539" w:right="624" w:bottom="425" w:left="1418" w:header="720" w:footer="720" w:gutter="0"/>
+      <w:pgMar w:top="539" w:right="624" w:bottom="425" w:left="1276" w:header="720" w:footer="720" w:gutter="0"/>
       <w:cols w:space="720"/>
       <w:docGrid w:linePitch="360"/>
     </w:sectPr>
